--- a/docs/산출물/HMG_레이아웃설계서.docx
+++ b/docs/산출물/HMG_레이아웃설계서.docx
@@ -938,7 +938,7 @@
           <w:sz w:val="21"/>
           <w:szCs w:val="21"/>
         </w:rPr>
-        <w:t xml:space="preserve">1680 </w:t>
+        <w:t xml:space="preserve">1440 </w:t>
       </w:r>
       <w:r>
         <w:rPr>
@@ -1749,7 +1749,7 @@
                 <w:sz w:val="19"/>
                 <w:szCs w:val="19"/>
               </w:rPr>
-              <w:t>1680</w:t>
+              <w:t>1440</w:t>
             </w:r>
           </w:p>
         </w:tc>
@@ -1805,7 +1805,7 @@
                 <w:sz w:val="19"/>
                 <w:szCs w:val="19"/>
               </w:rPr>
-              <w:t xml:space="preserve"> 240. </w:t>
+              <w:t xml:space="preserve"> 240 = 1680 </w:t>
             </w:r>
             <w:r>
               <w:rPr>
@@ -1816,7 +1816,7 @@
                 <w:sz w:val="19"/>
                 <w:szCs w:val="19"/>
               </w:rPr>
-              <w:t>최대</w:t>
+              <w:t>이지만,</w:t>
             </w:r>
             <w:r>
               <w:rPr>
@@ -1838,34 +1838,34 @@
                 <w:sz w:val="19"/>
                 <w:szCs w:val="19"/>
               </w:rPr>
-              <w:t>폭</w:t>
-            </w:r>
-            <w:r>
-              <w:rPr>
-                <w:rFonts w:ascii="맑은 고딕" w:eastAsia="맑은 고딕" w:hAnsi="맑은 고딕" w:hint="eastAsia"/>
-                <w:color w:val="111111"/>
-                <w:sz w:val="19"/>
-                <w:szCs w:val="19"/>
-              </w:rPr>
-              <w:t>이기도</w:t>
-            </w:r>
-            <w:r>
-              <w:rPr>
-                <w:rFonts w:ascii="맑은 고딕" w:eastAsia="맑은 고딕" w:hAnsi="맑은 고딕" w:hint="eastAsia"/>
-                <w:color w:val="111111"/>
-                <w:sz w:val="19"/>
-                <w:szCs w:val="19"/>
-              </w:rPr>
-              <w:t xml:space="preserve"> </w:t>
-            </w:r>
-            <w:r>
-              <w:rPr>
-                <w:rFonts w:ascii="맑은 고딕" w:eastAsia="맑은 고딕" w:hAnsi="맑은 고딕" w:hint="eastAsia"/>
-                <w:color w:val="111111"/>
-                <w:sz w:val="19"/>
-                <w:szCs w:val="19"/>
-              </w:rPr>
-              <w:t>하다</w:t>
+              <w:t>좌우에</w:t>
+            </w:r>
+            <w:r>
+              <w:rPr>
+                <w:rFonts w:ascii="맑은 고딕" w:eastAsia="맑은 고딕" w:hAnsi="맑은 고딕" w:hint="eastAsia"/>
+                <w:color w:val="111111"/>
+                <w:sz w:val="19"/>
+                <w:szCs w:val="19"/>
+              </w:rPr>
+              <w:t> 숨 쉴 자리를 두려고 1440 </w:t>
+            </w:r>
+            <w:r>
+              <w:rPr>
+                <w:rFonts w:ascii="맑은 고딕" w:eastAsia="맑은 고딕" w:hAnsi="맑은 고딕" w:hint="eastAsia"/>
+                <w:color w:val="111111"/>
+                <w:sz w:val="19"/>
+                <w:szCs w:val="19"/>
+              </w:rPr>
+              <w:t xml:space="preserve">에서 </w:t>
+            </w:r>
+            <w:r>
+              <w:rPr>
+                <w:rFonts w:ascii="맑은 고딕" w:eastAsia="맑은 고딕" w:hAnsi="맑은 고딕" w:hint="eastAsia"/>
+                <w:color w:val="111111"/>
+                <w:sz w:val="19"/>
+                <w:szCs w:val="19"/>
+              </w:rPr>
+              <w:t>멈춘다</w:t>
             </w:r>
           </w:p>
         </w:tc>
@@ -1979,7 +1979,7 @@
                 <w:sz w:val="19"/>
                 <w:szCs w:val="19"/>
               </w:rPr>
-              <w:t>1592</w:t>
+              <w:t>1360</w:t>
             </w:r>
           </w:p>
         </w:tc>
@@ -2026,7 +2026,7 @@
                 <w:sz w:val="19"/>
                 <w:szCs w:val="19"/>
               </w:rPr>
-              <w:t xml:space="preserve"> 1680 </w:t>
+              <w:t xml:space="preserve"> 1440 </w:t>
             </w:r>
             <w:r>
               <w:rPr>
@@ -2080,7 +2080,7 @@
                 <w:sz w:val="19"/>
                 <w:szCs w:val="19"/>
               </w:rPr>
-              <w:t xml:space="preserve"> 48</w:t>
+              <w:t xml:space="preserve"> 80</w:t>
             </w:r>
           </w:p>
         </w:tc>
@@ -2391,7 +2391,7 @@
           <w:sz w:val="21"/>
           <w:szCs w:val="21"/>
         </w:rPr>
-        <w:t xml:space="preserve"> 1592 </w:t>
+        <w:t xml:space="preserve"> 1360 </w:t>
       </w:r>
       <w:r>
         <w:rPr>
@@ -4538,7 +4538,7 @@
                 <w:sz w:val="18"/>
                 <w:szCs w:val="18"/>
               </w:rPr>
-              <w:t xml:space="preserve"> 24 </w:t>
+              <w:t xml:space="preserve"> 40 </w:t>
             </w:r>
             <w:r>
               <w:rPr>
@@ -4592,7 +4592,7 @@
                 <w:sz w:val="18"/>
                 <w:szCs w:val="18"/>
               </w:rPr>
-              <w:t xml:space="preserve"> 1680</w:t>
+              <w:t xml:space="preserve"> 1440</w:t>
             </w:r>
             <w:r>
               <w:rPr>
@@ -6079,7 +6079,7 @@
                 <w:sz w:val="19"/>
                 <w:szCs w:val="19"/>
               </w:rPr>
-              <w:t xml:space="preserve"> 1680)</w:t>
+              <w:t xml:space="preserve"> 1440)</w:t>
             </w:r>
           </w:p>
         </w:tc>
@@ -6182,7 +6182,7 @@
                 <w:sz w:val="19"/>
                 <w:szCs w:val="19"/>
               </w:rPr>
-              <w:t xml:space="preserve"> 24. </w:t>
+              <w:t xml:space="preserve"> 40. </w:t>
             </w:r>
             <w:r>
               <w:rPr>
